--- a/docs/7. MAPEAMENTO DAS DEMANDAS (grupo).docx
+++ b/docs/7. MAPEAMENTO DAS DEMANDAS (grupo).docx
@@ -1039,14 +1039,34 @@
           <w:placeholder>
             <w:docPart w:val="DefaultPlaceholder_-1854013440"/>
           </w:placeholder>
-          <w:showingPlcHdr/>
         </w:sdtPr>
         <w:sdtContent>
           <w:r>
-            <w:rPr>
-              <w:rStyle w:val="TextodoEspaoReservado"/>
-            </w:rPr>
-            <w:t>Clique ou toque aqui para inserir o texto.</w:t>
+            <w:br/>
+          </w:r>
+          <w:r>
+            <w:br/>
+          </w:r>
+          <w:r>
+            <w:t>A digitalização de serviços essenciais</w:t>
+          </w:r>
+          <w:r>
+            <w:t>,</w:t>
+          </w:r>
+          <w:r>
+            <w:t xml:space="preserve"> bancários, de saúde, de governo e de comunicação</w:t>
+          </w:r>
+          <w:r>
+            <w:t>,</w:t>
+          </w:r>
+          <w:r>
+            <w:t xml:space="preserve"> tornou o acesso à internet um requisito de participação social. A população idosa, porém, é o grupo mais exposto à exclusão digital. Mais da metade (52,1%) das pessoas que não usaram a internet em 2024 são idosas, e entre elas o motivo "não saber usar" alcança 66,1% das respostas. Estudo do Cetic.br aponta ainda que 61% dos brasileiros com 60 anos ou mais têm baixa conectividade significativa, proporção bem acima dos 33% da população geral. O problema, portanto, não é apenas de acesso, mas de letramento digital</w:t>
+          </w:r>
+          <w:r>
+            <w:t>,</w:t>
+          </w:r>
+          <w:r>
+            <w:t xml:space="preserve"> exatamente a lacuna que oficinas de inclusão digital buscam preencher.</w:t>
           </w:r>
         </w:sdtContent>
       </w:sdt>
@@ -1116,14 +1136,16 @@
           <w:placeholder>
             <w:docPart w:val="DefaultPlaceholder_-1854013440"/>
           </w:placeholder>
-          <w:showingPlcHdr/>
         </w:sdtPr>
         <w:sdtContent>
           <w:r>
-            <w:rPr>
-              <w:rStyle w:val="TextodoEspaoReservado"/>
-            </w:rPr>
-            <w:t>Clique ou toque aqui para inserir o texto.</w:t>
+            <w:br/>
+          </w:r>
+          <w:r>
+            <w:br/>
+          </w:r>
+          <w:r>
+            <w:t>Desenvolver e implantar uma aplicação web que apoie a gestão das oficinas de inclusão digital ofertadas pela instituição à pessoa idosa, substituindo o controle manual por uma solução digital acessível.</w:t>
           </w:r>
         </w:sdtContent>
       </w:sdt>
@@ -1157,14 +1179,16 @@
           <w:placeholder>
             <w:docPart w:val="DefaultPlaceholder_-1854013440"/>
           </w:placeholder>
-          <w:showingPlcHdr/>
         </w:sdtPr>
         <w:sdtContent>
           <w:r>
-            <w:rPr>
-              <w:rStyle w:val="TextodoEspaoReservado"/>
-            </w:rPr>
-            <w:t>Clique ou toque aqui para inserir o texto.</w:t>
+            <w:br/>
+          </w:r>
+          <w:r>
+            <w:br/>
+          </w:r>
+          <w:r>
+            <w:t>Realizar visita diagnóstica para levantar as demandas da instituição; definir os requisitos do sistema; implementar o CRUD de participantes e de oficinas; permitir o registro de presença e o acompanhamento do progresso dos participantes; entregar um MVP funcional com front-end, back-end e banco de dados; apresentar a solução à equipe e orientar seu uso.</w:t>
           </w:r>
         </w:sdtContent>
       </w:sdt>
@@ -1201,25 +1225,7 @@
           <w:b/>
           <w:bCs/>
         </w:rPr>
-        <w:t xml:space="preserve">Descrever a justificativa (demonstrar os possíveis impactos e a relevância para a comunidade atendida, com dados mensuráveis do IBGE, PNAD, </w:t>
-      </w:r>
-      <w:proofErr w:type="gramStart"/>
-      <w:r>
-        <w:rPr>
-          <w:rFonts w:ascii="Arial" w:hAnsi="Arial" w:cs="Arial"/>
-          <w:b/>
-          <w:bCs/>
-        </w:rPr>
-        <w:t>Codeplan, etc</w:t>
-      </w:r>
-      <w:proofErr w:type="gramEnd"/>
-      <w:r>
-        <w:rPr>
-          <w:rFonts w:ascii="Arial" w:hAnsi="Arial" w:cs="Arial"/>
-          <w:b/>
-          <w:bCs/>
-        </w:rPr>
-        <w:t>), contribuição para a transformação social e para a formação discente.</w:t>
+        <w:t>Descrever a justificativa (demonstrar os possíveis impactos e a relevância para a comunidade atendida, com dados mensuráveis do IBGE, PNAD, Codeplan, etc), contribuição para a transformação social e para a formação discente.</w:t>
       </w:r>
       <w:r>
         <w:rPr>
@@ -1240,14 +1246,16 @@
           <w:placeholder>
             <w:docPart w:val="DefaultPlaceholder_-1854013440"/>
           </w:placeholder>
-          <w:showingPlcHdr/>
         </w:sdtPr>
         <w:sdtContent>
           <w:r>
-            <w:rPr>
-              <w:rStyle w:val="TextodoEspaoReservado"/>
-            </w:rPr>
-            <w:t>Clique ou toque aqui para inserir o texto.</w:t>
+            <w:br/>
+          </w:r>
+          <w:r>
+            <w:br/>
+          </w:r>
+          <w:r>
+            <w:t>O envelhecimento populacional torna a inclusão digital uma questão de cidadania. No Brasil, a proporção de idosos subiu de 11,3% (2012) para 16,1% (2024) da população. No Distrito Federal, a Codeplan registrou 303.017 pessoas com 60 anos ou mais (PDAD 2018), concentradas sobretudo em Ceilândia, Plano Piloto e Taguatinga, sendo Ceilândia a RA com maior número absoluto de idosos (42.869). A projeção é de cerca de 565 mil idosos no DF em 2030, quando devem representar 16,6% da população. Soma-se a isso a baixa escolaridade dessa população: 17,6% dos idosos do DF são considerados analfabetos funcionais. Apoiar uma instituição que já atua na inclusão digital desse público, organizando e dando continuidade às oficinas, gera impacto social direto (ODS 10) e fortalece o acesso à educação (ODS 4). Para os discentes, o projeto aplica de forma prática os conhecimentos de desenvolvimento web a uma demanda social real.</w:t>
           </w:r>
         </w:sdtContent>
       </w:sdt>
@@ -1276,6 +1284,7 @@
           <w:b/>
           <w:bCs/>
         </w:rPr>
+        <w:lastRenderedPageBreak/>
         <w:t xml:space="preserve">2.4. </w:t>
       </w:r>
       <w:r>
@@ -1284,25 +1293,7 @@
           <w:b/>
           <w:bCs/>
         </w:rPr>
-        <w:t xml:space="preserve">Expor a Metodologia (planejamento passo a passo: fazer visita diagnóstica para o levantamento das demandas, públicos a serem atendidos (crianças, adolescentes, jovens, idosos, </w:t>
-      </w:r>
-      <w:proofErr w:type="gramStart"/>
-      <w:r>
-        <w:rPr>
-          <w:rFonts w:ascii="Arial" w:hAnsi="Arial" w:cs="Arial"/>
-          <w:b/>
-          <w:bCs/>
-        </w:rPr>
-        <w:t>pets, etc</w:t>
-      </w:r>
-      <w:proofErr w:type="gramEnd"/>
-      <w:r>
-        <w:rPr>
-          <w:rFonts w:ascii="Arial" w:hAnsi="Arial" w:cs="Arial"/>
-          <w:b/>
-          <w:bCs/>
-        </w:rPr>
-        <w:t>) e ações previstas, como palestras, oficinas, minicursos).</w:t>
+        <w:t>Expor a Metodologia (planejamento passo a passo: fazer visita diagnóstica para o levantamento das demandas, públicos a serem atendidos (crianças, adolescentes, jovens, idosos, pets, etc) e ações previstas, como palestras, oficinas, minicursos).</w:t>
       </w:r>
       <w:r>
         <w:rPr>
@@ -1323,14 +1314,52 @@
           <w:placeholder>
             <w:docPart w:val="DefaultPlaceholder_-1854013440"/>
           </w:placeholder>
-          <w:showingPlcHdr/>
         </w:sdtPr>
         <w:sdtContent>
           <w:r>
-            <w:rPr>
-              <w:rStyle w:val="TextodoEspaoReservado"/>
-            </w:rPr>
-            <w:t>Clique ou toque aqui para inserir o texto.</w:t>
+            <w:br/>
+          </w:r>
+          <w:r>
+            <w:br/>
+          </w:r>
+          <w:r>
+            <w:t xml:space="preserve">1) Visita diagnóstica à instituição e entrevista com a coordenação para levantar as demandas; </w:t>
+          </w:r>
+          <w:r>
+            <w:br/>
+          </w:r>
+          <w:r>
+            <w:t xml:space="preserve">(2) definição de requisitos e escopo; </w:t>
+          </w:r>
+          <w:r>
+            <w:br/>
+          </w:r>
+          <w:r>
+            <w:t xml:space="preserve">(3) modelagem do banco de dados e prototipação das telas; </w:t>
+          </w:r>
+          <w:r>
+            <w:br/>
+          </w:r>
+          <w:r>
+            <w:t xml:space="preserve">(4) desenvolvimento do front-end e do back-end com integração ao banco; </w:t>
+          </w:r>
+          <w:r>
+            <w:br/>
+          </w:r>
+          <w:r>
+            <w:t>(5) implementação dos CRUDs de participantes e oficinas;</w:t>
+          </w:r>
+          <w:r>
+            <w:br/>
+          </w:r>
+          <w:r>
+            <w:t xml:space="preserve">(6) testes e ajustes conforme o retorno da instituição; </w:t>
+          </w:r>
+          <w:r>
+            <w:br/>
+          </w:r>
+          <w:r>
+            <w:t>(7) apresentação do sistema e orientação de uso à equipe. Público atendido: pessoas idosas (60+) inscritas nas oficinas; ação central: entrega de uma ferramenta digital de gestão das oficinas.</w:t>
           </w:r>
         </w:sdtContent>
       </w:sdt>
@@ -1453,14 +1482,16 @@
           <w:placeholder>
             <w:docPart w:val="DefaultPlaceholder_-1854013440"/>
           </w:placeholder>
-          <w:showingPlcHdr/>
         </w:sdtPr>
         <w:sdtContent>
           <w:r>
-            <w:rPr>
-              <w:rStyle w:val="TextodoEspaoReservado"/>
-            </w:rPr>
-            <w:t>Clique ou toque aqui para inserir o texto.</w:t>
+            <w:br/>
+          </w:r>
+          <w:r>
+            <w:br/>
+          </w:r>
+          <w:r>
+            <w:t>Direta: cerca de 30 idosos participantes das oficinas e 4 educadores/voluntários da instituição. Indireta: aproximadamente 120 pessoas (familiares e demais atendidos do centro).</w:t>
           </w:r>
         </w:sdtContent>
       </w:sdt>
@@ -1518,14 +1549,10 @@
           <w:placeholder>
             <w:docPart w:val="DefaultPlaceholder_-1854013440"/>
           </w:placeholder>
-          <w:showingPlcHdr/>
         </w:sdtPr>
         <w:sdtContent>
           <w:r>
-            <w:rPr>
-              <w:rStyle w:val="TextodoEspaoReservado"/>
-            </w:rPr>
-            <w:t>Clique ou toque aqui para inserir o texto.</w:t>
+            <w:t>Computadores/notebooks dos integrantes, ambiente de desenvolvimento (VS Code, Node.js), navegador, conexão à internet, e a infraestrutura da instituição para a oficina de apresentação (sala e projetor).</w:t>
           </w:r>
         </w:sdtContent>
       </w:sdt>
@@ -1599,14 +1626,16 @@
           <w:placeholder>
             <w:docPart w:val="DefaultPlaceholder_-1854013440"/>
           </w:placeholder>
-          <w:showingPlcHdr/>
         </w:sdtPr>
         <w:sdtContent>
           <w:r>
-            <w:rPr>
-              <w:rStyle w:val="TextodoEspaoReservado"/>
-            </w:rPr>
-            <w:t>Clique ou toque aqui para inserir o texto.</w:t>
+            <w:br/>
+          </w:r>
+          <w:r>
+            <w:br/>
+          </w:r>
+          <w:r>
+            <w:t>Verificação se os objetivos foram alcançados por meio de relato da equipe da instituição sobre a usabilidade do sistema e de um formulário (Google Forms) de feedback aplicado após a apresentação.</w:t>
           </w:r>
         </w:sdtContent>
       </w:sdt>
@@ -1700,7 +1729,6 @@
           <w:b/>
           <w:bCs/>
         </w:rPr>
-        <w:lastRenderedPageBreak/>
         <w:t>2.10.</w:t>
       </w:r>
       <w:r>
@@ -1731,25 +1759,186 @@
           <w:placeholder>
             <w:docPart w:val="DefaultPlaceholder_-1854013440"/>
           </w:placeholder>
-          <w:showingPlcHdr/>
         </w:sdtPr>
         <w:sdtContent>
           <w:r>
-            <w:rPr>
-              <w:rStyle w:val="TextodoEspaoReservado"/>
-            </w:rPr>
-            <w:t>Clique ou toque aqui para inserir o texto.</w:t>
+            <w:br/>
+          </w:r>
+          <w:r>
+            <w:br/>
+          </w:r>
+          <w:r>
+            <w:t>MAIS de 20 milhões de brasileiros ainda não usam internet – falta de instrução é principal barreira. Lex Legal, 2025.</w:t>
+          </w:r>
+          <w:r>
+            <w:t xml:space="preserve"> </w:t>
+          </w:r>
+          <w:r>
+            <w:t xml:space="preserve">Disponível em: </w:t>
+          </w:r>
+          <w:hyperlink r:id="rId8" w:tgtFrame="_blank" w:history="1">
+            <w:r>
+              <w:rPr>
+                <w:rStyle w:val="Hyperlink"/>
+              </w:rPr>
+              <w:t>https://lexlegal.com.br/mais-de-20-milhoes-de-brasileiros-ainda-nao-usam-internet-falta-de-instrucao-e-principal-barreira/</w:t>
+            </w:r>
+          </w:hyperlink>
+          <w:r>
+            <w:t>. Acesso em: 4 jun. 2026.</w:t>
+          </w:r>
+          <w:r>
+            <w:br/>
+          </w:r>
+          <w:r>
+            <w:br/>
+          </w:r>
+          <w:r>
+            <w:lastRenderedPageBreak/>
+            <w:t>PERTO da universalização do acesso à Internet, Brasil ainda tem maioria da população com baixa conectividade significativa, revela novo estudo. Cetic.br, 2024.</w:t>
+          </w:r>
+          <w:r>
+            <w:t xml:space="preserve"> </w:t>
+          </w:r>
+          <w:r>
+            <w:t xml:space="preserve">Disponível em: </w:t>
+          </w:r>
+          <w:hyperlink r:id="rId9" w:tgtFrame="_blank" w:history="1">
+            <w:r>
+              <w:rPr>
+                <w:rStyle w:val="Hyperlink"/>
+              </w:rPr>
+              <w:t>https://www.cetic.br/pt/noticia/perto-da-universalizacao-do-acesso-a-internet-brasil-ainda-tem-maioria-da-populacao-com-baixa-conectividade-significativa-revela-novo-estudo/</w:t>
+            </w:r>
+          </w:hyperlink>
+          <w:r>
+            <w:t>. Acesso em: 4 jun. 2026.</w:t>
+          </w:r>
+          <w:r>
+            <w:br/>
+          </w:r>
+          <w:r>
+            <w:br/>
+          </w:r>
+          <w:r>
+            <w:br/>
+          </w:r>
+          <w:r>
+            <w:t>IGLESIAS, Francisco. Idosos avançam na internet, mas ainda há barreiras de acesso digital. Estado de Minas, 2025.</w:t>
+          </w:r>
+          <w:r>
+            <w:t xml:space="preserve"> </w:t>
+          </w:r>
+          <w:r>
+            <w:t xml:space="preserve">Disponível em: </w:t>
+          </w:r>
+          <w:hyperlink r:id="rId10" w:tgtFrame="_blank" w:history="1">
+            <w:r>
+              <w:rPr>
+                <w:rStyle w:val="Hyperlink"/>
+              </w:rPr>
+              <w:t>https://www.em.com.br/colunistas/juventude-reversa/2025/08/7235480-idosos-avancam-na-internet-mas-ainda-ha-barreiras-de-acesso-digital.html</w:t>
+            </w:r>
+          </w:hyperlink>
+          <w:r>
+            <w:t>. Acesso em: 4 jun. 2026.</w:t>
+          </w:r>
+          <w:r>
+            <w:br/>
+          </w:r>
+          <w:r>
+            <w:br/>
+            <w:t xml:space="preserve">  </w:t>
+          </w:r>
+          <w:r>
+            <w:t>2019-2060: plano estratégico prevê novas políticas públicas para idosos. Secretaria de Estado de Economia, 2019.</w:t>
+          </w:r>
+          <w:r>
+            <w:t xml:space="preserve"> </w:t>
+          </w:r>
+          <w:r>
+            <w:t xml:space="preserve">Disponível em: </w:t>
+          </w:r>
+          <w:hyperlink r:id="rId11" w:tgtFrame="_blank" w:history="1">
+            <w:r>
+              <w:rPr>
+                <w:rStyle w:val="Hyperlink"/>
+              </w:rPr>
+              <w:t>https://www.economia.df.gov.br/w/2019-2060-plano-estrategico-preve-novas-politicas-publicas-para-idosos</w:t>
+            </w:r>
+          </w:hyperlink>
+          <w:r>
+            <w:t>. Acesso em: 4 jun. 2026.</w:t>
+          </w:r>
+          <w:r>
+            <w:br/>
+          </w:r>
+          <w:r>
+            <w:br/>
+            <w:t xml:space="preserve"> </w:t>
+          </w:r>
+          <w:r>
+            <w:t>RELATÓRIO percepções dos idosos. ObservaDF, 2025.</w:t>
+          </w:r>
+          <w:r>
+            <w:t xml:space="preserve"> </w:t>
+          </w:r>
+          <w:r>
+            <w:t xml:space="preserve">Disponível em: </w:t>
+          </w:r>
+          <w:hyperlink r:id="rId12" w:tgtFrame="_blank" w:history="1">
+            <w:r>
+              <w:rPr>
+                <w:rStyle w:val="Hyperlink"/>
+              </w:rPr>
+              <w:t>https://observadf.unb.br/wp-content/uploads/2025/01/Relatorio_percepcoes-dos-idosos-compactado-1.pdf</w:t>
+            </w:r>
+          </w:hyperlink>
+          <w:r>
+            <w:t>. Acesso em: 4 jun. 2026.</w:t>
+          </w:r>
+          <w:r>
+            <w:br/>
+          </w:r>
+          <w:r>
+            <w:br/>
+          </w:r>
+          <w:r>
+            <w:t xml:space="preserve">COMPANHIA DE PLANEJAMENTO DO DISTRITO FEDERAL. Perfil dos idosos no Distrito Federal segundo as Regiões Administrativas. Codeplan, 2013. </w:t>
+          </w:r>
+          <w:r>
+            <w:t xml:space="preserve"> </w:t>
+          </w:r>
+          <w:r>
+            <w:t xml:space="preserve">Disponível em: </w:t>
+          </w:r>
+          <w:hyperlink r:id="rId13" w:tgtFrame="_blank" w:history="1">
+            <w:r>
+              <w:rPr>
+                <w:rStyle w:val="Hyperlink"/>
+              </w:rPr>
+              <w:t>https://www.codeplan.df.gov.br/wp-content/uploads/2018/02/Perfil_dos_Idosos_no-Distrito_Federal-Segundo-as-Regioes_Administrativas.pdf</w:t>
+            </w:r>
+          </w:hyperlink>
+          <w:r>
+            <w:t xml:space="preserve">. Acesso em: 4 jun. 2026. </w:t>
+          </w:r>
+          <w:r>
+            <w:t xml:space="preserve">  </w:t>
+          </w:r>
+          <w:r>
+            <w:t xml:space="preserve"> </w:t>
           </w:r>
         </w:sdtContent>
       </w:sdt>
     </w:p>
     <w:sectPr>
-      <w:headerReference w:type="even" r:id="rId8"/>
-      <w:headerReference w:type="default" r:id="rId9"/>
-      <w:footerReference w:type="even" r:id="rId10"/>
-      <w:footerReference w:type="default" r:id="rId11"/>
-      <w:headerReference w:type="first" r:id="rId12"/>
-      <w:footerReference w:type="first" r:id="rId13"/>
+      <w:headerReference w:type="even" r:id="rId14"/>
+      <w:headerReference w:type="default" r:id="rId15"/>
+      <w:footerReference w:type="even" r:id="rId16"/>
+      <w:footerReference w:type="default" r:id="rId17"/>
+      <w:headerReference w:type="first" r:id="rId18"/>
+      <w:footerReference w:type="first" r:id="rId19"/>
       <w:pgSz w:w="11906" w:h="16838"/>
       <w:pgMar w:top="1440" w:right="1080" w:bottom="1440" w:left="1080" w:header="709" w:footer="709" w:gutter="0"/>
       <w:cols w:space="708"/>
@@ -1850,7 +2039,7 @@
         <w:noProof/>
         <w14:ligatures w14:val="standardContextual"/>
       </w:rPr>
-      <w:pict w14:anchorId="54C0E4E4">
+      <w:pict w14:anchorId="4E5EACF9">
         <v:shapetype id="_x0000_t75" coordsize="21600,21600" o:spt="75" o:preferrelative="t" path="m@4@5l@4@11@9@11@9@5xe" filled="f" stroked="f">
           <v:stroke joinstyle="miter"/>
           <v:formulas>
@@ -1870,7 +2059,7 @@
           <v:path o:extrusionok="f" gradientshapeok="t" o:connecttype="rect"/>
           <o:lock v:ext="edit" aspectratio="t"/>
         </v:shapetype>
-        <v:shape id="WordPictureWatermark84900266" o:spid="_x0000_s1041" type="#_x0000_t75" style="position:absolute;margin-left:0;margin-top:0;width:595.45pt;height:841.9pt;z-index:-251657216;mso-position-horizontal:center;mso-position-horizontal-relative:margin;mso-position-vertical:center;mso-position-vertical-relative:margin" o:allowincell="f">
+        <v:shape id="WordPictureWatermark84900266" o:spid="_x0000_s1027" type="#_x0000_t75" alt="" style="position:absolute;margin-left:0;margin-top:0;width:595.45pt;height:841.9pt;z-index:-251657216;mso-wrap-edited:f;mso-width-percent:0;mso-height-percent:0;mso-position-horizontal:center;mso-position-horizontal-relative:margin;mso-position-vertical:center;mso-position-vertical-relative:margin;mso-width-percent:0;mso-height-percent:0" o:allowincell="f">
           <v:imagedata r:id="rId1" o:title="TIMBRADO EXT2_Prancheta 1"/>
           <w10:wrap anchorx="margin" anchory="margin"/>
         </v:shape>
@@ -1891,7 +2080,7 @@
         <w:noProof/>
         <w14:ligatures w14:val="standardContextual"/>
       </w:rPr>
-      <w:pict w14:anchorId="07E44F6A">
+      <w:pict w14:anchorId="13B59F67">
         <v:shapetype id="_x0000_t75" coordsize="21600,21600" o:spt="75" o:preferrelative="t" path="m@4@5l@4@11@9@11@9@5xe" filled="f" stroked="f">
           <v:stroke joinstyle="miter"/>
           <v:formulas>
@@ -1911,7 +2100,7 @@
           <v:path o:extrusionok="f" gradientshapeok="t" o:connecttype="rect"/>
           <o:lock v:ext="edit" aspectratio="t"/>
         </v:shapetype>
-        <v:shape id="WordPictureWatermark84900267" o:spid="_x0000_s1042" type="#_x0000_t75" style="position:absolute;margin-left:0;margin-top:0;width:595.45pt;height:841.9pt;z-index:-251656192;mso-position-horizontal:center;mso-position-horizontal-relative:margin;mso-position-vertical:center;mso-position-vertical-relative:margin" o:allowincell="f">
+        <v:shape id="WordPictureWatermark84900267" o:spid="_x0000_s1026" type="#_x0000_t75" alt="" style="position:absolute;margin-left:0;margin-top:0;width:595.45pt;height:841.9pt;z-index:-251656192;mso-wrap-edited:f;mso-width-percent:0;mso-height-percent:0;mso-position-horizontal:center;mso-position-horizontal-relative:margin;mso-position-vertical:center;mso-position-vertical-relative:margin;mso-width-percent:0;mso-height-percent:0" o:allowincell="f">
           <v:imagedata r:id="rId1" o:title="TIMBRADO EXT2_Prancheta 1"/>
           <w10:wrap anchorx="margin" anchory="margin"/>
         </v:shape>
@@ -1932,7 +2121,7 @@
         <w:noProof/>
         <w14:ligatures w14:val="standardContextual"/>
       </w:rPr>
-      <w:pict w14:anchorId="1EDCAAB3">
+      <w:pict w14:anchorId="7B36D7E4">
         <v:shapetype id="_x0000_t75" coordsize="21600,21600" o:spt="75" o:preferrelative="t" path="m@4@5l@4@11@9@11@9@5xe" filled="f" stroked="f">
           <v:stroke joinstyle="miter"/>
           <v:formulas>
@@ -1952,7 +2141,7 @@
           <v:path o:extrusionok="f" gradientshapeok="t" o:connecttype="rect"/>
           <o:lock v:ext="edit" aspectratio="t"/>
         </v:shapetype>
-        <v:shape id="WordPictureWatermark84900265" o:spid="_x0000_s1040" type="#_x0000_t75" style="position:absolute;margin-left:0;margin-top:0;width:595.45pt;height:841.9pt;z-index:-251658240;mso-position-horizontal:center;mso-position-horizontal-relative:margin;mso-position-vertical:center;mso-position-vertical-relative:margin" o:allowincell="f">
+        <v:shape id="WordPictureWatermark84900265" o:spid="_x0000_s1025" type="#_x0000_t75" alt="" style="position:absolute;margin-left:0;margin-top:0;width:595.45pt;height:841.9pt;z-index:-251658240;mso-wrap-edited:f;mso-width-percent:0;mso-height-percent:0;mso-position-horizontal:center;mso-position-horizontal-relative:margin;mso-position-vertical:center;mso-position-vertical-relative:margin;mso-width-percent:0;mso-height-percent:0" o:allowincell="f">
           <v:imagedata r:id="rId1" o:title="TIMBRADO EXT2_Prancheta 1"/>
           <w10:wrap anchorx="margin" anchory="margin"/>
         </v:shape>
@@ -2827,7 +3016,6 @@
   <w:style w:type="character" w:default="1" w:styleId="Fontepargpadro">
     <w:name w:val="Default Paragraph Font"/>
     <w:uiPriority w:val="1"/>
-    <w:semiHidden/>
     <w:unhideWhenUsed/>
   </w:style>
   <w:style w:type="table" w:default="1" w:styleId="Tabelanormal">
@@ -3270,6 +3458,42 @@
       <w14:ligatures w14:val="none"/>
     </w:rPr>
   </w:style>
+  <w:style w:type="paragraph" w:styleId="NormalWeb">
+    <w:name w:val="Normal (Web)"/>
+    <w:basedOn w:val="Normal"/>
+    <w:uiPriority w:val="99"/>
+    <w:semiHidden/>
+    <w:unhideWhenUsed/>
+    <w:rsid w:val="00667746"/>
+    <w:rPr>
+      <w:rFonts w:ascii="Times New Roman" w:hAnsi="Times New Roman" w:cs="Times New Roman"/>
+      <w:sz w:val="24"/>
+      <w:szCs w:val="24"/>
+    </w:rPr>
+  </w:style>
+  <w:style w:type="character" w:styleId="Hyperlink">
+    <w:name w:val="Hyperlink"/>
+    <w:basedOn w:val="Fontepargpadro"/>
+    <w:uiPriority w:val="99"/>
+    <w:unhideWhenUsed/>
+    <w:rsid w:val="00667746"/>
+    <w:rPr>
+      <w:color w:val="467886" w:themeColor="hyperlink"/>
+      <w:u w:val="single"/>
+    </w:rPr>
+  </w:style>
+  <w:style w:type="character" w:styleId="MenoPendente">
+    <w:name w:val="Unresolved Mention"/>
+    <w:basedOn w:val="Fontepargpadro"/>
+    <w:uiPriority w:val="99"/>
+    <w:semiHidden/>
+    <w:unhideWhenUsed/>
+    <w:rsid w:val="00667746"/>
+    <w:rPr>
+      <w:color w:val="605E5C"/>
+      <w:shd w:val="clear" w:color="auto" w:fill="E1DFDD"/>
+    </w:rPr>
+  </w:style>
 </w:styles>
 </file>
 
@@ -3342,7 +3566,7 @@
     <w:charset w:val="00"/>
     <w:family w:val="swiss"/>
     <w:pitch w:val="variable"/>
-    <w:sig w:usb0="E4002EFF" w:usb1="C200247B" w:usb2="00000009" w:usb3="00000000" w:csb0="000001FF" w:csb1="00000000"/>
+    <w:sig w:usb0="E0002AFF" w:usb1="C000247B" w:usb2="00000009" w:usb3="00000000" w:csb0="000001FF" w:csb1="00000000"/>
   </w:font>
   <w:font w:name="Times New Roman">
     <w:panose1 w:val="02020603050405020304"/>
@@ -3352,12 +3576,14 @@
     <w:sig w:usb0="E0002EFF" w:usb1="C000785B" w:usb2="00000009" w:usb3="00000000" w:csb0="000001FF" w:csb1="00000000"/>
   </w:font>
   <w:font w:name="Aptos">
+    <w:panose1 w:val="020B0004020202020204"/>
     <w:charset w:val="00"/>
     <w:family w:val="swiss"/>
     <w:pitch w:val="variable"/>
     <w:sig w:usb0="20000287" w:usb1="00000003" w:usb2="00000000" w:usb3="00000000" w:csb0="0000019F" w:csb1="00000000"/>
   </w:font>
   <w:font w:name="Aptos Display">
+    <w:panose1 w:val="020B0004020202020204"/>
     <w:charset w:val="00"/>
     <w:family w:val="swiss"/>
     <w:pitch w:val="variable"/>
@@ -3368,7 +3594,7 @@
     <w:charset w:val="00"/>
     <w:family w:val="swiss"/>
     <w:pitch w:val="variable"/>
-    <w:sig w:usb0="E0002EFF" w:usb1="C000785B" w:usb2="00000009" w:usb3="00000000" w:csb0="000001FF" w:csb1="00000000"/>
+    <w:sig w:usb0="E0002AFF" w:usb1="C0007843" w:usb2="00000009" w:usb3="00000000" w:csb0="000001FF" w:csb1="00000000"/>
   </w:font>
 </w:fonts>
 </file>
@@ -3397,6 +3623,7 @@
     <w:rsid w:val="002546F1"/>
     <w:rsid w:val="002822E1"/>
     <w:rsid w:val="00283EA5"/>
+    <w:rsid w:val="003547E4"/>
     <w:rsid w:val="004C1A31"/>
     <w:rsid w:val="004D2FDF"/>
     <w:rsid w:val="005F07DB"/>
@@ -3406,6 +3633,7 @@
     <w:rsid w:val="00B950F7"/>
     <w:rsid w:val="00BD42E3"/>
     <w:rsid w:val="00C03688"/>
+    <w:rsid w:val="00C279D8"/>
     <w:rsid w:val="00C82A4E"/>
     <w:rsid w:val="00C84506"/>
     <w:rsid w:val="00CA1817"/>
